--- a/CaseStudy3_Results_and_Discussion_FINAL.docx
+++ b/CaseStudy3_Results_and_Discussion_FINAL.docx
@@ -2490,7 +2490,7 @@
       <w:r>
         <w:drawing>
           <wp:inline xmlns:a="http://schemas.openxmlformats.org/drawingml/2006/main" xmlns:pic="http://schemas.openxmlformats.org/drawingml/2006/picture">
-            <wp:extent cx="5029200" cy="2881901"/>
+            <wp:extent cx="5303520" cy="2430780"/>
             <wp:docPr id="1" name="Picture 1"/>
             <wp:cNvGraphicFramePr>
               <a:graphicFrameLocks noChangeAspect="1"/>
@@ -2499,7 +2499,7 @@
               <a:graphicData uri="http://schemas.openxmlformats.org/drawingml/2006/picture">
                 <pic:pic>
                   <pic:nvPicPr>
-                    <pic:cNvPr id="0" name="figure_2a_detection_performance.png"/>
+                    <pic:cNvPr id="0" name="figure_2a_detection_performance_hd.png"/>
                     <pic:cNvPicPr/>
                   </pic:nvPicPr>
                   <pic:blipFill>
@@ -2511,7 +2511,7 @@
                   <pic:spPr>
                     <a:xfrm>
                       <a:off x="0" y="0"/>
-                      <a:ext cx="5029200" cy="2881901"/>
+                      <a:ext cx="5303520" cy="2430780"/>
                     </a:xfrm>
                     <a:prstGeom prst="rect"/>
                   </pic:spPr>
@@ -2541,7 +2541,7 @@
           <w:rFonts w:ascii="Times New Roman" w:hAnsi="Times New Roman"/>
           <w:sz w:val="19"/>
         </w:rPr>
-        <w:t>Detection performance comparison between Non-Contextual Raw Gradient Boosting and proposed Context-Aware ACAFDM across Accuracy, Precision, Recall, and F1-score (exported from FluxV2X platform at 300 DPI, print-optimized white background).</w:t>
+        <w:t>Detection performance comparison between Non-Contextual Raw Gradient Boosting and proposed Context-Aware ACAFDM across Accuracy, Precision, Recall, and F1-score (high-definition capture from live FluxV2X platform at 2560px resolution).</w:t>
       </w:r>
     </w:p>
     <w:p>
@@ -2553,7 +2553,7 @@
       <w:r>
         <w:drawing>
           <wp:inline xmlns:a="http://schemas.openxmlformats.org/drawingml/2006/main" xmlns:pic="http://schemas.openxmlformats.org/drawingml/2006/picture">
-            <wp:extent cx="5120640" cy="2560320"/>
+            <wp:extent cx="5303520" cy="2430780"/>
             <wp:docPr id="2" name="Picture 2"/>
             <wp:cNvGraphicFramePr>
               <a:graphicFrameLocks noChangeAspect="1"/>
@@ -2562,7 +2562,7 @@
               <a:graphicData uri="http://schemas.openxmlformats.org/drawingml/2006/picture">
                 <pic:pic>
                   <pic:nvPicPr>
-                    <pic:cNvPr id="0" name="figure_2b_classification_error.png"/>
+                    <pic:cNvPr id="0" name="figure_2b_classification_errors_hd.png"/>
                     <pic:cNvPicPr/>
                   </pic:nvPicPr>
                   <pic:blipFill>
@@ -2574,7 +2574,7 @@
                   <pic:spPr>
                     <a:xfrm>
                       <a:off x="0" y="0"/>
-                      <a:ext cx="5120640" cy="2560320"/>
+                      <a:ext cx="5303520" cy="2430780"/>
                     </a:xfrm>
                     <a:prstGeom prst="rect"/>
                   </pic:spPr>
@@ -2604,7 +2604,7 @@
           <w:rFonts w:ascii="Times New Roman" w:hAnsi="Times New Roman"/>
           <w:sz w:val="19"/>
         </w:rPr>
-        <w:t>Classification error comparison displaying False Positive Rate (FPR, left panel) and False Negative Rate (FNR, right panel) across dedicated honest scales. ACAFDM reduces false alarms by 33.7% (1.08% vs. 1.63%), preventing unjustified defensive throttling.</w:t>
+        <w:t>Classification error analysis displaying False Positive Rate (FPR, left axis) and False Negative Rate (FNR, right axis) across dual honest scales (high-definition capture from live FluxV2X platform at 2560px resolution). ACAFDM suppresses false alarms from 1.63% to 1.08%.</w:t>
       </w:r>
     </w:p>
     <w:p>
@@ -2616,7 +2616,7 @@
       <w:r>
         <w:drawing>
           <wp:inline xmlns:a="http://schemas.openxmlformats.org/drawingml/2006/main" xmlns:pic="http://schemas.openxmlformats.org/drawingml/2006/picture">
-            <wp:extent cx="5120640" cy="2589088"/>
+            <wp:extent cx="5303520" cy="2519172"/>
             <wp:docPr id="3" name="Picture 3"/>
             <wp:cNvGraphicFramePr>
               <a:graphicFrameLocks noChangeAspect="1"/>
@@ -2625,7 +2625,7 @@
               <a:graphicData uri="http://schemas.openxmlformats.org/drawingml/2006/picture">
                 <pic:pic>
                   <pic:nvPicPr>
-                    <pic:cNvPr id="0" name="figure_2c_scenario_delay_overhead.png"/>
+                    <pic:cNvPr id="0" name="figure_2c_latency_overhead_hd.png"/>
                     <pic:cNvPicPr/>
                   </pic:nvPicPr>
                   <pic:blipFill>
@@ -2637,7 +2637,7 @@
                   <pic:spPr>
                     <a:xfrm>
                       <a:off x="0" y="0"/>
-                      <a:ext cx="5120640" cy="2589088"/>
+                      <a:ext cx="5303520" cy="2519172"/>
                     </a:xfrm>
                     <a:prstGeom prst="rect"/>
                   </pic:spPr>
@@ -2667,7 +2667,7 @@
           <w:rFonts w:ascii="Times New Roman" w:hAnsi="Times New Roman"/>
           <w:sz w:val="19"/>
         </w:rPr>
-        <w:t>Scenario-wise operational latency (left panel, ms) and selective mitigation overhead (right panel, % collateral loss) across Highway and Metropolitan environments, confirming strict compliance with the 5.0 ms safety messaging deadline.</w:t>
+        <w:t>Detection delay (left axis, ms) and mitigation overhead (right axis, % collateral damage) across Highway and Metropolitan operational scenarios (high-definition capture from live FluxV2X platform at 2560px resolution).</w:t>
       </w:r>
     </w:p>
     <w:p>
@@ -2679,7 +2679,7 @@
       <w:r>
         <w:drawing>
           <wp:inline xmlns:a="http://schemas.openxmlformats.org/drawingml/2006/main" xmlns:pic="http://schemas.openxmlformats.org/drawingml/2006/picture">
-            <wp:extent cx="5029200" cy="2728609"/>
+            <wp:extent cx="5303520" cy="2519172"/>
             <wp:docPr id="4" name="Picture 4"/>
             <wp:cNvGraphicFramePr>
               <a:graphicFrameLocks noChangeAspect="1"/>
@@ -2688,7 +2688,7 @@
               <a:graphicData uri="http://schemas.openxmlformats.org/drawingml/2006/picture">
                 <pic:pic>
                   <pic:nvPicPr>
-                    <pic:cNvPr id="0" name="figure_2d_ablation_study.png"/>
+                    <pic:cNvPr id="0" name="figure_2d_model_comparison_hd.png"/>
                     <pic:cNvPicPr/>
                   </pic:nvPicPr>
                   <pic:blipFill>
@@ -2700,7 +2700,7 @@
                   <pic:spPr>
                     <a:xfrm>
                       <a:off x="0" y="0"/>
-                      <a:ext cx="5029200" cy="2728609"/>
+                      <a:ext cx="5303520" cy="2519172"/>
                     </a:xfrm>
                     <a:prstGeom prst="rect"/>
                   </pic:spPr>
@@ -2730,7 +2730,7 @@
           <w:rFonts w:ascii="Times New Roman" w:hAnsi="Times New Roman"/>
           <w:sz w:val="19"/>
         </w:rPr>
-        <w:t>Multi-family comparative analysis and component ablation benchmark evaluating Accuracy, Malicious F1-score, and False Positive Rate across four independently trained configurations on the held-out test split.</w:t>
+        <w:t>Model family comparative analysis and component benchmark evaluating Accuracy, F1-score, and False Positive Rate across four independently trained configurations on the held-out test split (high-definition capture from live FluxV2X platform at 2560px resolution).</w:t>
       </w:r>
     </w:p>
     <w:p>
